--- a/report/Simple_Pendulum_Lab_Report.docx
+++ b/report/Simple_Pendulum_Lab_Report.docx
@@ -44,12 +44,12 @@
           <w:i w:val="0"/>
           <w:sz w:val="19"/>
         </w:rPr>
-        <w:t>Department of Chemical Engineering</w:t>
+        <w:t>Department of Chemical Engineering | BIT Sindri</w:t>
       </w:r>
     </w:p>
     <w:p>
       <w:pPr>
-        <w:spacing w:after="0" w:before="0" w:line="259" w:lineRule="auto"/>
+        <w:spacing w:after="200" w:before="0" w:line="259" w:lineRule="auto"/>
         <w:jc w:val="center"/>
       </w:pPr>
       <w:r>
@@ -59,82 +59,7 @@
           <w:i w:val="0"/>
           <w:sz w:val="19"/>
         </w:rPr>
-        <w:t>BIT Sindri</w:t>
-      </w:r>
-    </w:p>
-    <w:p>
-      <w:pPr>
-        <w:spacing w:after="0" w:before="0" w:line="259" w:lineRule="auto"/>
-        <w:jc w:val="center"/>
-      </w:pPr>
-      <w:r>
-        <w:rPr>
-          <w:rFonts w:ascii="Times New Roman" w:hAnsi="Times New Roman" w:eastAsia="Times New Roman"/>
-          <w:b w:val="0"/>
-          <w:i w:val="0"/>
-          <w:sz w:val="19"/>
-        </w:rPr>
-        <w:t>6th Semester | Batch 2023–27 | Registration No. 23030420034</w:t>
-      </w:r>
-    </w:p>
-    <w:p>
-      <w:pPr>
-        <w:spacing w:after="0" w:before="0" w:line="259" w:lineRule="auto"/>
-        <w:jc w:val="center"/>
-      </w:pPr>
-      <w:r>
-        <w:rPr>
-          <w:rFonts w:ascii="Times New Roman" w:hAnsi="Times New Roman" w:eastAsia="Times New Roman"/>
-          <w:b w:val="0"/>
-          <w:i w:val="0"/>
-          <w:sz w:val="19"/>
-        </w:rPr>
-        <w:t>Project Modelling and Simulation Lab</w:t>
-      </w:r>
-    </w:p>
-    <w:p>
-      <w:pPr>
-        <w:spacing w:after="0" w:before="0" w:line="259" w:lineRule="auto"/>
-        <w:jc w:val="center"/>
-      </w:pPr>
-      <w:r>
-        <w:rPr>
-          <w:rFonts w:ascii="Times New Roman" w:hAnsi="Times New Roman" w:eastAsia="Times New Roman"/>
-          <w:b w:val="0"/>
-          <w:i w:val="0"/>
-          <w:sz w:val="19"/>
-        </w:rPr>
-        <w:t>Instructor: Prof. Ch V Raghunath</w:t>
-      </w:r>
-    </w:p>
-    <w:p>
-      <w:pPr>
-        <w:spacing w:after="0" w:before="0" w:line="259" w:lineRule="auto"/>
-        <w:jc w:val="center"/>
-      </w:pPr>
-      <w:r>
-        <w:rPr>
-          <w:rFonts w:ascii="Times New Roman" w:hAnsi="Times New Roman" w:eastAsia="Times New Roman"/>
-          <w:b w:val="0"/>
-          <w:i w:val="0"/>
-          <w:sz w:val="18"/>
-        </w:rPr>
-        <w:t>Email: faizurr464@gmail.com</w:t>
-      </w:r>
-    </w:p>
-    <w:p>
-      <w:pPr>
-        <w:spacing w:after="200" w:before="0" w:line="259" w:lineRule="auto"/>
-        <w:jc w:val="center"/>
-      </w:pPr>
-      <w:r>
-        <w:rPr>
-          <w:rFonts w:ascii="Times New Roman" w:hAnsi="Times New Roman" w:eastAsia="Times New Roman"/>
-          <w:b w:val="0"/>
-          <w:i w:val="0"/>
-          <w:sz w:val="18"/>
-        </w:rPr>
-        <w:t>GitHub: https://github.com/rahmanfaizur/simple-pendulum</w:t>
+        <w:t>Registration No. 23030420034</w:t>
       </w:r>
     </w:p>
     <w:p>
@@ -488,7 +413,7 @@
           <w:i/>
           <w:sz w:val="22"/>
         </w:rPr>
-        <w:t>dω = −(g/L) sin θ  dt</w:t>
+        <w:t>dω = −(g/L) sin θ dt</w:t>
       </w:r>
       <w:r>
         <w:rPr>
@@ -1146,7 +1071,7 @@
     </w:p>
     <w:p>
       <w:pPr>
-        <w:spacing w:after="80" w:before="160" w:line="259" w:lineRule="auto"/>
+        <w:spacing w:after="80" w:before="120" w:line="259" w:lineRule="auto"/>
         <w:jc w:val="both"/>
       </w:pPr>
       <w:r>
@@ -1545,7 +1470,7 @@
     </w:p>
     <w:p>
       <w:pPr>
-        <w:spacing w:after="80" w:before="160" w:line="259" w:lineRule="auto"/>
+        <w:spacing w:after="80" w:before="120" w:line="259" w:lineRule="auto"/>
         <w:jc w:val="both"/>
       </w:pPr>
       <w:r>
@@ -1822,7 +1747,7 @@
           <w:i w:val="0"/>
           <w:sz w:val="15"/>
         </w:rPr>
-        <w:t xml:space="preserve">          % (theta0_2 * 180 / np.pi))</w:t>
+        <w:t xml:space="preserve">           % (theta0_2 * 180 / np.pi))</w:t>
       </w:r>
     </w:p>
     <w:p>
@@ -2099,7 +2024,7 @@
     </w:p>
     <w:p>
       <w:pPr>
-        <w:spacing w:after="60" w:before="120" w:line="259" w:lineRule="auto"/>
+        <w:spacing w:after="80" w:before="120" w:line="259" w:lineRule="auto"/>
         <w:jc w:val="both"/>
       </w:pPr>
       <w:r>
@@ -2114,7 +2039,7 @@
     </w:p>
     <w:p>
       <w:pPr>
-        <w:spacing w:after="40" w:before="0" w:line="259" w:lineRule="auto"/>
+        <w:spacing w:after="80" w:before="0" w:line="259" w:lineRule="auto"/>
         <w:jc w:val="left"/>
       </w:pPr>
       <w:r>
@@ -2139,12 +2064,12 @@
           <w:i w:val="0"/>
           <w:sz w:val="21"/>
         </w:rPr>
-        <w:t>θ = 15° :  1.56 × 10⁻²</w:t>
+        <w:t>θ = 15° : 1.56 × 10⁻²</w:t>
       </w:r>
     </w:p>
     <w:p>
       <w:pPr>
-        <w:spacing w:after="80" w:before="0" w:line="259" w:lineRule="auto"/>
+        <w:spacing w:after="120" w:before="0" w:line="259" w:lineRule="auto"/>
         <w:jc w:val="left"/>
       </w:pPr>
       <w:r>
@@ -2154,7 +2079,7 @@
           <w:i w:val="0"/>
           <w:sz w:val="21"/>
         </w:rPr>
-        <w:t>θ = 60° :  1.33 × 10⁻²</w:t>
+        <w:t>θ = 60° : 1.33 × 10⁻²</w:t>
       </w:r>
     </w:p>
     <w:p>
